--- a/徐龙威简历.docx
+++ b/徐龙威简历.docx
@@ -777,7 +777,7 @@
       <w:pPr>
         <w:ind w:left="238" w:hanging="159"/>
         <w:rPr>
-          <w:rFonts w:ascii="微软雅黑" w:eastAsia="微软雅黑" w:hAnsi="微软雅黑"/>
+          <w:rFonts w:ascii="微软雅黑" w:eastAsia="微软雅黑" w:hAnsi="微软雅黑" w:hint="eastAsia"/>
           <w:sz w:val="20"/>
           <w:szCs w:val="20"/>
           <w:lang w:eastAsia="zh-CN"/>
@@ -812,12 +812,21 @@
       </w:r>
       <w:r>
         <w:rPr>
+          <w:rFonts w:ascii="微软雅黑" w:eastAsia="微软雅黑" w:hAnsi="微软雅黑" w:hint="eastAsia"/>
+          <w:sz w:val="20"/>
+          <w:szCs w:val="20"/>
+          <w:lang w:eastAsia="zh-CN"/>
+        </w:rPr>
+        <w:t>围绕</w:t>
+      </w:r>
+      <w:r>
+        <w:rPr>
           <w:rFonts w:ascii="微软雅黑" w:eastAsia="微软雅黑" w:hAnsi="微软雅黑"/>
           <w:sz w:val="20"/>
           <w:szCs w:val="20"/>
           <w:lang w:eastAsia="zh-CN"/>
         </w:rPr>
-        <w:t>负责新华三云屏项目的产品包装与版本迭代协同，主导产品讲解词、核心卖点包装及宣发内容策划，支持新品发布与客户拓展。</w:t>
+        <w:t>新华三云屏项目参与产品包装、版本迭代协同与场景化方案输出，支撑新品发布、客户沟通与产品价值传递。</w:t>
       </w:r>
     </w:p>
     <w:p>
@@ -856,7 +865,34 @@
           <w:szCs w:val="20"/>
           <w:lang w:eastAsia="zh-CN"/>
         </w:rPr>
-        <w:t>面向重点客户完成产品演示、需求沟通与场景化方案讲解，沉淀客户反馈并反哺产品优化，强化产品价值传递与客户认知。</w:t>
+        <w:t>面向</w:t>
+      </w:r>
+      <w:r>
+        <w:rPr>
+          <w:rFonts w:ascii="微软雅黑" w:eastAsia="微软雅黑" w:hAnsi="微软雅黑"/>
+          <w:sz w:val="20"/>
+          <w:szCs w:val="20"/>
+          <w:lang w:eastAsia="zh-CN"/>
+        </w:rPr>
+        <w:t>重点客户开展产品演示、需求沟通与使用场景讲解，沉淀客户反馈并整理为优化建议，辅助产品侧识别高频问题与改进</w:t>
+      </w:r>
+      <w:r>
+        <w:rPr>
+          <w:rFonts w:ascii="微软雅黑" w:eastAsia="微软雅黑" w:hAnsi="微软雅黑" w:hint="eastAsia"/>
+          <w:sz w:val="20"/>
+          <w:szCs w:val="20"/>
+          <w:lang w:eastAsia="zh-CN"/>
+        </w:rPr>
+        <w:t>方向</w:t>
+      </w:r>
+      <w:r>
+        <w:rPr>
+          <w:rFonts w:ascii="微软雅黑" w:eastAsia="微软雅黑" w:hAnsi="微软雅黑"/>
+          <w:sz w:val="20"/>
+          <w:szCs w:val="20"/>
+          <w:lang w:eastAsia="zh-CN"/>
+        </w:rPr>
+        <w:t>。</w:t>
       </w:r>
     </w:p>
     <w:p>
@@ -895,7 +931,34 @@
           <w:szCs w:val="20"/>
           <w:lang w:eastAsia="zh-CN"/>
         </w:rPr>
-        <w:t>协同研发推进版本迭代、Bug 跟踪与问题闭环，整理并反馈优化需求，推动功能持续完善与产品体验提升。</w:t>
+        <w:t>协同</w:t>
+      </w:r>
+      <w:r>
+        <w:rPr>
+          <w:rFonts w:ascii="微软雅黑" w:eastAsia="微软雅黑" w:hAnsi="微软雅黑"/>
+          <w:sz w:val="20"/>
+          <w:szCs w:val="20"/>
+          <w:lang w:eastAsia="zh-CN"/>
+        </w:rPr>
+        <w:t>研发跟进版本问题、Bug反馈与优化事项，推动需求反馈、问题闭环与跨团队协作</w:t>
+      </w:r>
+      <w:r>
+        <w:rPr>
+          <w:rFonts w:ascii="微软雅黑" w:eastAsia="微软雅黑" w:hAnsi="微软雅黑" w:hint="eastAsia"/>
+          <w:sz w:val="20"/>
+          <w:szCs w:val="20"/>
+          <w:lang w:eastAsia="zh-CN"/>
+        </w:rPr>
+        <w:t>流转</w:t>
+      </w:r>
+      <w:r>
+        <w:rPr>
+          <w:rFonts w:ascii="微软雅黑" w:eastAsia="微软雅黑" w:hAnsi="微软雅黑"/>
+          <w:sz w:val="20"/>
+          <w:szCs w:val="20"/>
+          <w:lang w:eastAsia="zh-CN"/>
+        </w:rPr>
+        <w:t>。</w:t>
       </w:r>
     </w:p>
     <w:p>
@@ -1077,7 +1140,16 @@
           <w:szCs w:val="20"/>
           <w:lang w:eastAsia="zh-CN"/>
         </w:rPr>
-        <w:t>围绕租房帮助中心高频 FAQ 场景完成用户问题拆解与首期范围收敛，明确费用、签约、入住、退租四类核心问题，降低帮助中心“看完仍不会做”的使用门槛。</w:t>
+        <w:t>围</w:t>
+      </w:r>
+      <w:r>
+        <w:rPr>
+          <w:rFonts w:ascii="微软雅黑" w:eastAsia="微软雅黑" w:hAnsi="微软雅黑"/>
+          <w:sz w:val="20"/>
+          <w:szCs w:val="20"/>
+          <w:lang w:eastAsia="zh-CN"/>
+        </w:rPr>
+        <w:t>围绕用户“看完仍不会操作”的核心痛点，收敛首期场景，聚焦 费用、签约、入住、退租 4类 高频问题，明确 FAQ 闭环优先于开放式泛聊天</w:t>
       </w:r>
     </w:p>
     <w:p>
@@ -1116,7 +1188,7 @@
           <w:szCs w:val="20"/>
           <w:lang w:eastAsia="zh-CN"/>
         </w:rPr>
-        <w:t>定义 AI 回答结构为“结论 + 条件说明 + 下一步动作 + 引用来源”，并基于私域规则知识依赖采用 RAG 思路设计方案，提升回答可执行性与信息可信度。</w:t>
+        <w:t>设计“结论 + 条件说明 + 下一步动作 + 引用来源”的回答结构，并基于帮助中心私域规则知识采用 RAG 方案，提升回答的可执行性、可信度与可追溯性</w:t>
       </w:r>
     </w:p>
     <w:p>
@@ -1140,13 +1212,23 @@
       </w:r>
       <w:r>
         <w:rPr>
+          <w:rFonts w:ascii="微软雅黑" w:eastAsia="微软雅黑" w:hAnsi="微软雅黑" w:hint="eastAsia"/>
+          <w:b/>
+          <w:sz w:val="20"/>
+          <w:szCs w:val="20"/>
+          <w:lang w:eastAsia="zh-CN"/>
+        </w:rPr>
+        <w:t>知识与交互设计</w:t>
+      </w:r>
+      <w:r>
+        <w:rPr>
           <w:rFonts w:ascii="微软雅黑" w:eastAsia="微软雅黑" w:hAnsi="微软雅黑"/>
           <w:b/>
           <w:sz w:val="20"/>
           <w:szCs w:val="20"/>
           <w:lang w:eastAsia="zh-CN"/>
         </w:rPr>
-        <w:t>评估闭环：</w:t>
+        <w:t>：</w:t>
       </w:r>
       <w:r>
         <w:rPr>
@@ -1155,7 +1237,7 @@
           <w:szCs w:val="20"/>
           <w:lang w:eastAsia="zh-CN"/>
         </w:rPr>
-        <w:t>围绕解决率、转人工率、点踩率、响应时长与 bad case 分类设计评估体系，为后续定位召回、生成和兜底问题提供清晰优化依据。</w:t>
+        <w:t>结合当前知识库整理 8条核心FAQ、设计 6个推荐问题，并完成帮助中心入口、提问、回答、反馈与转人工等核心流程原型设计。</w:t>
       </w:r>
     </w:p>
     <w:p>
@@ -1194,7 +1276,7 @@
           <w:szCs w:val="20"/>
           <w:lang w:eastAsia="zh-CN"/>
         </w:rPr>
-        <w:t>完成项目页与原型设计，搭建回答结构、RAG 方案、指标体系与 bad case 分类，并形成一轮围绕召回、生成与兜底策略的优化方案。</w:t>
+        <w:t>基于 50条任务样本池 完成场景边界拆解、问答闭环设计与一轮优化方向输出，形成围绕召回、生成与转人工策略的产品化方案。</w:t>
       </w:r>
     </w:p>
     <w:p>
@@ -1579,7 +1661,25 @@
           <w:szCs w:val="20"/>
           <w:lang w:eastAsia="zh-CN"/>
         </w:rPr>
-        <w:t xml:space="preserve"> 具备用户调研、竞品分析、需求拆解、优先级规划、PRD撰写与原型输出能力。</w:t>
+        <w:t xml:space="preserve"> 具备</w:t>
+      </w:r>
+      <w:r>
+        <w:rPr>
+          <w:rFonts w:ascii="微软雅黑" w:eastAsia="微软雅黑" w:hAnsi="微软雅黑"/>
+          <w:sz w:val="20"/>
+          <w:szCs w:val="20"/>
+          <w:lang w:eastAsia="zh-CN"/>
+        </w:rPr>
+        <w:t>需求分析、竞品研究</w:t>
+      </w:r>
+      <w:r>
+        <w:rPr>
+          <w:rFonts w:ascii="微软雅黑" w:eastAsia="微软雅黑" w:hAnsi="微软雅黑" w:hint="eastAsia"/>
+          <w:sz w:val="20"/>
+          <w:szCs w:val="20"/>
+          <w:lang w:eastAsia="zh-CN"/>
+        </w:rPr>
+        <w:t>、需求拆解、优先级规划、PRD撰写与原型输出能力。</w:t>
       </w:r>
     </w:p>
     <w:p>
@@ -2527,7 +2627,6 @@
   <w:style w:type="character" w:default="1" w:styleId="a2">
     <w:name w:val="Default Paragraph Font"/>
     <w:uiPriority w:val="1"/>
-    <w:semiHidden/>
     <w:unhideWhenUsed/>
   </w:style>
   <w:style w:type="table" w:default="1" w:styleId="a3">
